--- a/Documents/proposal.docx
+++ b/Documents/proposal.docx
@@ -50,7 +50,15 @@
           <w:b/>
           <w:bCs/>
         </w:rPr>
-        <w:t>1.</w:t>
+        <w:t>1</w:t>
+      </w:r>
+      <w:proofErr w:type="gramStart"/>
+      <w:r>
+        <w:rPr>
+          <w:b/>
+          <w:bCs/>
+        </w:rPr>
+        <w:t>.</w:t>
       </w:r>
       <w:r>
         <w:t xml:space="preserve">  </w:t>
@@ -58,6 +66,7 @@
       <w:r>
         <w:tab/>
       </w:r>
+      <w:proofErr w:type="gramEnd"/>
       <w:r>
         <w:rPr>
           <w:b/>
@@ -89,7 +98,15 @@
           <w:b/>
           <w:bCs/>
         </w:rPr>
-        <w:t>2.</w:t>
+        <w:t>2</w:t>
+      </w:r>
+      <w:proofErr w:type="gramStart"/>
+      <w:r>
+        <w:rPr>
+          <w:b/>
+          <w:bCs/>
+        </w:rPr>
+        <w:t>.</w:t>
       </w:r>
       <w:r>
         <w:t xml:space="preserve">  </w:t>
@@ -97,6 +114,7 @@
       <w:r>
         <w:tab/>
       </w:r>
+      <w:proofErr w:type="gramEnd"/>
       <w:r>
         <w:rPr>
           <w:b/>
@@ -107,7 +125,15 @@
     </w:p>
     <w:p>
       <w:r>
-        <w:t>A two-dimensional, top-down, third-person puzzle game. A fun way for the user to test their problem solving skills</w:t>
+        <w:t xml:space="preserve">A two-dimensional, top-down, third-person puzzle game. A fun way for the user to test their </w:t>
+      </w:r>
+      <w:proofErr w:type="gramStart"/>
+      <w:r>
+        <w:t>problem solving</w:t>
+      </w:r>
+      <w:proofErr w:type="gramEnd"/>
+      <w:r>
+        <w:t xml:space="preserve"> skills</w:t>
       </w:r>
     </w:p>
     <w:p>
@@ -140,7 +166,15 @@
     </w:p>
     <w:p>
       <w:r>
-        <w:t>We want to do a project that challenges our thinking and our skills and also would be fun to work on and interact with afterward.</w:t>
+        <w:t xml:space="preserve">We want to do a project that challenges our thinking and our skills </w:t>
+      </w:r>
+      <w:proofErr w:type="gramStart"/>
+      <w:r>
+        <w:t>and also</w:t>
+      </w:r>
+      <w:proofErr w:type="gramEnd"/>
+      <w:r>
+        <w:t xml:space="preserve"> would be fun to work on and interact with afterward.</w:t>
       </w:r>
     </w:p>
     <w:p>
@@ -160,7 +194,15 @@
           <w:b/>
           <w:bCs/>
         </w:rPr>
-        <w:t>4.</w:t>
+        <w:t>4</w:t>
+      </w:r>
+      <w:proofErr w:type="gramStart"/>
+      <w:r>
+        <w:rPr>
+          <w:b/>
+          <w:bCs/>
+        </w:rPr>
+        <w:t>.</w:t>
       </w:r>
       <w:r>
         <w:t xml:space="preserve">  </w:t>
@@ -168,6 +210,7 @@
       <w:r>
         <w:tab/>
       </w:r>
+      <w:proofErr w:type="gramEnd"/>
       <w:r>
         <w:rPr>
           <w:b/>
@@ -203,7 +246,15 @@
         </w:numPr>
       </w:pPr>
       <w:r>
-        <w:t>Player object to move to goal in order to win (player is a snail)</w:t>
+        <w:t xml:space="preserve">Player object to move to goal </w:t>
+      </w:r>
+      <w:proofErr w:type="gramStart"/>
+      <w:r>
+        <w:t>in order to</w:t>
+      </w:r>
+      <w:proofErr w:type="gramEnd"/>
+      <w:r>
+        <w:t xml:space="preserve"> win (player is a snail)</w:t>
       </w:r>
     </w:p>
     <w:p>
@@ -257,8 +308,21 @@
           <w:numId w:val="3"/>
         </w:numPr>
       </w:pPr>
-      <w:r>
-        <w:t>N,E,S,W / top-down</w:t>
+      <w:proofErr w:type="gramStart"/>
+      <w:r>
+        <w:t>N,E</w:t>
+      </w:r>
+      <w:proofErr w:type="gramEnd"/>
+      <w:r>
+        <w:t>,</w:t>
+      </w:r>
+      <w:proofErr w:type="gramStart"/>
+      <w:r>
+        <w:t>S,W</w:t>
+      </w:r>
+      <w:proofErr w:type="gramEnd"/>
+      <w:r>
+        <w:t xml:space="preserve"> / top-down</w:t>
       </w:r>
     </w:p>
     <w:p>
@@ -346,9 +410,11 @@
           <w:numId w:val="3"/>
         </w:numPr>
       </w:pPr>
+      <w:proofErr w:type="spellStart"/>
       <w:r>
         <w:t>etc</w:t>
       </w:r>
+      <w:proofErr w:type="spellEnd"/>
     </w:p>
     <w:p>
       <w:pPr>
@@ -474,7 +540,15 @@
           <w:b/>
           <w:bCs/>
         </w:rPr>
-        <w:t>6.</w:t>
+        <w:t>6</w:t>
+      </w:r>
+      <w:proofErr w:type="gramStart"/>
+      <w:r>
+        <w:rPr>
+          <w:b/>
+          <w:bCs/>
+        </w:rPr>
+        <w:t>.</w:t>
       </w:r>
       <w:r>
         <w:t xml:space="preserve">  </w:t>
@@ -482,6 +556,7 @@
       <w:r>
         <w:tab/>
       </w:r>
+      <w:proofErr w:type="gramEnd"/>
       <w:r>
         <w:rPr>
           <w:b/>
@@ -497,7 +572,15 @@
     </w:p>
     <w:p>
       <w:r>
-        <w:t>This game takes elements from each of these, however is ultimately different from any given one.</w:t>
+        <w:t xml:space="preserve">This game takes elements from each of these, </w:t>
+      </w:r>
+      <w:proofErr w:type="gramStart"/>
+      <w:r>
+        <w:t>however</w:t>
+      </w:r>
+      <w:proofErr w:type="gramEnd"/>
+      <w:r>
+        <w:t xml:space="preserve"> is ultimately different from any given one.</w:t>
       </w:r>
     </w:p>
     <w:p>
@@ -517,7 +600,15 @@
           <w:b/>
           <w:bCs/>
         </w:rPr>
-        <w:t>7.</w:t>
+        <w:t>7</w:t>
+      </w:r>
+      <w:proofErr w:type="gramStart"/>
+      <w:r>
+        <w:rPr>
+          <w:b/>
+          <w:bCs/>
+        </w:rPr>
+        <w:t>.</w:t>
       </w:r>
       <w:r>
         <w:t xml:space="preserve">  </w:t>
@@ -525,6 +616,7 @@
       <w:r>
         <w:tab/>
       </w:r>
+      <w:proofErr w:type="gramEnd"/>
       <w:r>
         <w:rPr>
           <w:b/>
@@ -561,7 +653,15 @@
           <w:bCs/>
         </w:rPr>
         <w:lastRenderedPageBreak/>
-        <w:t>8.</w:t>
+        <w:t>8</w:t>
+      </w:r>
+      <w:proofErr w:type="gramStart"/>
+      <w:r>
+        <w:rPr>
+          <w:b/>
+          <w:bCs/>
+        </w:rPr>
+        <w:t>.</w:t>
       </w:r>
       <w:r>
         <w:t xml:space="preserve">  </w:t>
@@ -569,6 +669,7 @@
       <w:r>
         <w:tab/>
       </w:r>
+      <w:proofErr w:type="gramEnd"/>
       <w:r>
         <w:rPr>
           <w:b/>
@@ -603,7 +704,15 @@
           <w:b/>
           <w:bCs/>
         </w:rPr>
-        <w:t>      9.</w:t>
+        <w:t>      9</w:t>
+      </w:r>
+      <w:proofErr w:type="gramStart"/>
+      <w:r>
+        <w:rPr>
+          <w:b/>
+          <w:bCs/>
+        </w:rPr>
+        <w:t>.</w:t>
       </w:r>
       <w:r>
         <w:t xml:space="preserve">  </w:t>
@@ -613,7 +722,15 @@
           <w:b/>
           <w:bCs/>
         </w:rPr>
-        <w:t>Team members, expertise, project responsibilities, and team organization</w:t>
+        <w:t>Team</w:t>
+      </w:r>
+      <w:proofErr w:type="gramEnd"/>
+      <w:r>
+        <w:rPr>
+          <w:b/>
+          <w:bCs/>
+        </w:rPr>
+        <w:t xml:space="preserve"> members, expertise, project responsibilities, and team organization</w:t>
       </w:r>
     </w:p>
     <w:p>
@@ -629,7 +746,23 @@
     <w:p>
       <w:r>
         <w:tab/>
-        <w:t>Communication done through text message and meetings. Project </w:t>
+        <w:t xml:space="preserve">Communication </w:t>
+      </w:r>
+      <w:proofErr w:type="gramStart"/>
+      <w:r>
+        <w:t>done</w:t>
+      </w:r>
+      <w:proofErr w:type="gramEnd"/>
+      <w:r>
+        <w:t xml:space="preserve"> through text </w:t>
+      </w:r>
+      <w:proofErr w:type="gramStart"/>
+      <w:r>
+        <w:t>message</w:t>
+      </w:r>
+      <w:proofErr w:type="gramEnd"/>
+      <w:r>
+        <w:t xml:space="preserve"> and meetings. Project </w:t>
       </w:r>
     </w:p>
     <w:p/>
@@ -2620,6 +2753,7 @@
   <w:style w:type="character" w:default="1" w:styleId="DefaultParagraphFont">
     <w:name w:val="Default Paragraph Font"/>
     <w:uiPriority w:val="1"/>
+    <w:semiHidden/>
     <w:unhideWhenUsed/>
   </w:style>
   <w:style w:type="table" w:default="1" w:styleId="TableNormal">
